--- a/dist/downloads/manuscripts_vi/p4_singapore_vi.docx
+++ b/dist/downloads/manuscripts_vi/p4_singapore_vi.docx
@@ -1113,7 +1113,7 @@
         <w:pStyle w:val="BodyText"/>
       </w:pPr>
       <w:r>
-        <w:t xml:space="preserve">ln(LP) = α + β₁·FSTS_c + β₂·FSTS_c² + β₃·TCI + β₄·DAI + β₅·(FSTS_c × DAI) + β₆·(FSTS_c² × DAI) + γ·controls + ε</w:t>
+        <w:t xml:space="preserve">ln(LP) = α + β₁, FSTS_c + β₂, FSTS_c² + β₃, TCI + β₄, DAI + β₅, (FSTS_c × DAI) + β₆, (FSTS_c² × DAI) + γ, controls + ε</w:t>
       </w:r>
     </w:p>
     <w:p>
@@ -1208,7 +1208,7 @@
         <w:t xml:space="preserve">”</w:t>
       </w:r>
       <w:r>
-        <w:t xml:space="preserve">, vì kiểm định được điều kiện hóa trên hỗ trợ dày đặc xung quanh điểm ngoặt, mà điều kiện biên §3.4(i) xác lập là vắng mặt ở đây. Được đọc dựa trên giả thuyết bão hòa được phát triển trong §1.1, null Lind–Mehlum là một</w:t>
+        <w:t xml:space="preserve">, vì kiểm định được điều kiện hóa trên hỗ trợ dày đặc xung quanh điểm ngoặt, mà điều kiện biên Mục 3.4(i) xác lập là vắng mặt ở đây. Được đọc dựa trên giả thuyết bão hòa được phát triển trong Mục 1.1, null Lind–Mehlum là một</w:t>
       </w:r>
       <w:r>
         <w:t xml:space="preserve"> </w:t>
@@ -5190,7 +5190,7 @@
           <w:bCs/>
           <w:b/>
         </w:rPr>
-        <w:t xml:space="preserve">Phân xử thực nghiệm giữa ba cơ chế ứng viên được đặt ra trong §2.3.4.</w:t>
+        <w:t xml:space="preserve">Phân xử thực nghiệm giữa ba cơ chế ứng viên được đặt ra trong Mục 2.3.4.</w:t>
       </w:r>
       <w:r>
         <w:t xml:space="preserve"> </w:t>
@@ -5222,7 +5222,7 @@
         <w:t xml:space="preserve">bậc hai</w:t>
       </w:r>
       <w:r>
-        <w:t xml:space="preserve">: hệ số dương trên FSTS² × DAI (β = +3,119, p = ,005) ngụ ý đóng góp năng suất của DAI tăng siêu tuyến tính với quy mô cường độ xuất khẩu, điều mà cơ chế thay thế dịch chuyển mức (chỉ dự đoán dịch chuyển FSTS × DAI tuyến tính) sẽ không tạo ra. Sự ổn định của số hạng tương tác (interaction term) bậc hai dương này qua các hạn chế mẫu không nhất quán với câu chuyện lựa chọn thuần túy. Nhiễu lựa chọn không thể bị loại bỏ hoàn toàn mà không có nhận dạng nhân quả mạnh hơn, và chẩn đoán độ nhạy Heckman §4.5 (ii) chỉ ra lựa chọn biên độ mở rộng nhẹ nhưng không loại bỏ. Đọc cùng nhau, bằng chứng hỗ trợ khuếch đại là cơ chế trọng tâm trong khi giữ lựa chọn là mối lo ngại dư còn bị ràng buộc.</w:t>
+        <w:t xml:space="preserve">: hệ số dương trên FSTS² × DAI (β = +3,119, p = ,005) ngụ ý đóng góp năng suất của DAI tăng siêu tuyến tính với quy mô cường độ xuất khẩu, điều mà cơ chế thay thế dịch chuyển mức (chỉ dự đoán dịch chuyển FSTS × DAI tuyến tính) sẽ không tạo ra. Sự ổn định của số hạng tương tác (interaction term) bậc hai dương này qua các hạn chế mẫu không nhất quán với câu chuyện lựa chọn thuần túy. Nhiễu lựa chọn không thể bị loại bỏ hoàn toàn mà không có nhận dạng nhân quả mạnh hơn, và chẩn đoán độ nhạy Heckman Mục 4.5 (ii) chỉ ra lựa chọn biên độ mở rộng nhẹ nhưng không loại bỏ. Đọc cùng nhau, bằng chứng hỗ trợ khuếch đại là cơ chế trọng tâm trong khi giữ lựa chọn là mối lo ngại dư còn bị ràng buộc.</w:t>
       </w:r>
     </w:p>
     <w:p>
@@ -6153,7 +6153,7 @@
           <w:iCs/>
           <w:i/>
         </w:rPr>
-        <w:t xml:space="preserve">Nguồn bối cảnh bổ sung (trích dẫn trong §1.1 và §5.1)</w:t>
+        <w:t xml:space="preserve">Nguồn bối cảnh bổ sung (trích dẫn trong Mục 1.1 và Mục 5.1)</w:t>
       </w:r>
     </w:p>
     <w:p>

--- a/dist/downloads/manuscripts_vi/p4_singapore_vi.docx
+++ b/dist/downloads/manuscripts_vi/p4_singapore_vi.docx
@@ -238,7 +238,7 @@
         <w:pStyle w:val="FirstParagraph"/>
       </w:pPr>
       <w:r>
-        <w:t xml:space="preserve">Singapore là một bối cảnh có giá trị phân tích cao để xem xét lại mối quan hệ quốc tế hóa–hiệu quả doanh nghiệp, vì nơi này kết hợp trưởng thành số (digital maturity) cao với tính không đồng nhất ở cấp độ doanh nghiệp về cường độ xuất khẩu. Văn liệu I–P kinh điển giải thích tính phi tuyến thông qua sự đánh đổi giữa lợi ích quy mô và học hỏi từ mở rộng quốc tế với chi phí điều phối leo thang khi hoạt động trên nhiều thị trường, trong đó đường cong chữ U ngược nổi lên như pattern thực nghiệm phổ biến nhất trong văn liệu rộng hơn (Marano et al. 2016). Tuy nhiên, phần lớn văn liệu này được phát triển trong các bối cảnh tiền số hóa hoặc số hóa đang chuyển đổi, nơi điều kiện thể chế và hạ tầng khác biệt đáng kể so với các nền kinh tế số tiên tiến (Peng 2003; Peng et al. 2008). Do đó, văn liệu này có thể chưa nắm bắt đầy đủ cách đường cong I–P vận hành khi doanh nghiệp hoạt động trong môi trường thể chế số tiên tiến.</w:t>
+        <w:t xml:space="preserve">Singapore là một bối cảnh có giá trị phân tích cao để xem xét lại mối quan hệ quốc tế hóa–hiệu quả doanh nghiệp, vì nơi này kết hợp trưởng thành số (digital maturity) cao với tính không đồng nhất ở cấp độ doanh nghiệp về cường độ xuất khẩu. Văn liệu I–P kinh điển giải thích tính phi tuyến thông qua sự đánh đổi giữa lợi ích quy mô và học hỏi từ mở rộng quốc tế với chi phí điều phối leo thang khi hoạt động trên nhiều thị trường, trong đó đường cong chữ U ngược nổi lên như pattern thực nghiệm phổ biến nhất trong các nghiên cứu rộng hơn (Marano et al. 2016). Tuy nhiên, phần lớn các nghiên cứu này được phát triển trong các bối cảnh tiền số hóa hoặc số hóa đang chuyển đổi, nơi điều kiện thể chế và hạ tầng khác biệt đáng kể so với các nền kinh tế số tiên tiến (Peng 2003; Peng et al. 2008). Do đó, các nghiên cứu này có thể chưa nắm bắt đầy đủ cách đường cong I–P vận hành khi doanh nghiệp hoạt động trong môi trường thể chế số tiên tiến.</w:t>
       </w:r>
     </w:p>
     <w:p>
@@ -320,15 +320,15 @@
         <w:pStyle w:val="BodyText"/>
       </w:pPr>
       <w:r>
-        <w:t xml:space="preserve">Thứ hai, mặc dù nghiên cứu về quốc tế hóa số đã tạo ra những tiến bộ khái niệm quan trọng, bằng chứng ở cấp độ doanh nghiệp về cách áp dụng số cơ bản liên quan đến cường độ xuất khẩu trong một môi trường thể chế số tiên tiến vẫn còn hạn chế. Đặc biệt, văn liệu vẫn cung cấp bằng chứng hạn chế về việc liệu các công cụ số nền tảng có quan trọng đồng đều với tất cả các doanh nghiệp hay chỉ trở nên liên quan hơn khi nhu cầu điều phối xuyên biên giới tăng lên.</w:t>
-      </w:r>
-    </w:p>
-    <w:p>
-      <w:pPr>
-        <w:pStyle w:val="BodyText"/>
-      </w:pPr>
-      <w:r>
-        <w:t xml:space="preserve">Thứ ba, văn liệu về mối quan hệ I–P phi tuyến đã ghi chép rộng rãi về các pattern hình chữ U ngược, nhưng cách diễn giải những pattern như vậy trong bối cảnh số tiên tiến vẫn chưa được làm rõ. Nghiên cứu này giải quyết vấn đề đó bằng cách xem xét liệu sự suy giảm phía phải của đường cong có thể nhận biết rõ ràng trong phạm vi cường độ xuất khẩu thực tế mà doanh nghiệp Singapore chiếm giữ hay không, đồng thời tách biệt năng lực công nghệ khỏi áp dụng số nền tảng trong cùng một khung thực nghiệm.</w:t>
+        <w:t xml:space="preserve">Thứ hai, mặc dù nghiên cứu về quốc tế hóa số đã tạo ra những tiến bộ khái niệm quan trọng, bằng chứng ở cấp độ doanh nghiệp về cách áp dụng số cơ bản liên quan đến cường độ xuất khẩu trong một môi trường thể chế số tiên tiến vẫn còn hạn chế. Đặc biệt, các nghiên cứu vẫn cung cấp bằng chứng hạn chế về việc liệu các công cụ số nền tảng có quan trọng đồng đều với tất cả các doanh nghiệp hay chỉ trở nên liên quan hơn khi nhu cầu điều phối xuyên biên giới tăng lên.</w:t>
+      </w:r>
+    </w:p>
+    <w:p>
+      <w:pPr>
+        <w:pStyle w:val="BodyText"/>
+      </w:pPr>
+      <w:r>
+        <w:t xml:space="preserve">Thứ ba, các nghiên cứu về mối quan hệ I–P phi tuyến đã ghi chép rộng rãi về các pattern hình chữ U ngược, nhưng cách diễn giải những pattern như vậy trong bối cảnh số tiên tiến vẫn chưa được làm rõ. Nghiên cứu này giải quyết vấn đề đó bằng cách xem xét liệu sự suy giảm phía phải của đường cong có thể nhận biết rõ ràng trong phạm vi cường độ xuất khẩu thực tế mà doanh nghiệp Singapore chiếm giữ hay không, đồng thời tách biệt năng lực công nghệ khỏi áp dụng số nền tảng trong cùng một khung thực nghiệm.</w:t>
       </w:r>
     </w:p>
     <w:bookmarkEnd w:id="22"/>
@@ -346,15 +346,15 @@
         <w:pStyle w:val="FirstParagraph"/>
       </w:pPr>
       <w:r>
-        <w:t xml:space="preserve">Nghiên cứu này tạo ra một đóng góp chính và hai đóng góp bổ trợ. Đóng góp chính là cung cấp bằng chứng rằng DAI vận hành như một nguồn lực mở rộng quy mô có điều kiện thay vì một phần thưởng năng suất đồng đều trong nền kinh tế tiên tiến: mối liên hệ năng suất của áp dụng số Tầng 1–2 yếu ở hầu hết phân phối cường độ xuất khẩu và chỉ trở nên tích cực hơn ở vùng đuôi xuất khẩu cao, nơi nhu cầu điều phối xuyên biên giới dày đặc nhất. Bằng chứng nội-bối-cảnh từ Singapore hỗ trợ cơ chế bổ sung số có điều kiện — DAI như đòn bẩy mở rộng quy mô có giá trị được hiện thực hóa dưới điều kiện cường độ xuất khẩu. Bằng chứng cho cơ chế này (H3: số hạng tương tác (interaction term) bậc hai DAI×FSTS² dương, β = +3,119, p = ,005) là phát hiện thực nghiệm đặc sắc nhất và ít được dự đoán nhất bởi văn liệu trước.</w:t>
-      </w:r>
-    </w:p>
-    <w:p>
-      <w:pPr>
-        <w:pStyle w:val="BodyText"/>
-      </w:pPr>
-      <w:r>
-        <w:t xml:space="preserve">Đóng góp bổ trợ thứ nhất làm rõ văn liệu I–P phi tuyến thông thường. Trong phạm vi cường độ xuất khẩu quan sát được, hàm bậc hai phù hợp có thể hiểu chắc chắn hơn là</w:t>
+        <w:t xml:space="preserve">Nghiên cứu này tạo ra một đóng góp chính và hai đóng góp bổ trợ. Đóng góp chính là cung cấp bằng chứng rằng DAI vận hành như một nguồn lực mở rộng quy mô có điều kiện thay vì một phần thưởng năng suất đồng đều trong nền kinh tế tiên tiến: mối liên hệ năng suất của áp dụng số Tầng 1–2 yếu ở hầu hết phân phối cường độ xuất khẩu và chỉ trở nên tích cực hơn ở vùng đuôi xuất khẩu cao, nơi nhu cầu điều phối xuyên biên giới dày đặc nhất. Bằng chứng nội-bối-cảnh từ Singapore hỗ trợ cơ chế bổ sung số có điều kiện — DAI như đòn bẩy mở rộng quy mô có giá trị được hiện thực hóa dưới điều kiện cường độ xuất khẩu. Bằng chứng cho cơ chế này (H3: số hạng tương tác (interaction term) bậc hai DAI×FSTS² dương, β = +3,119, p = ,005) là phát hiện thực nghiệm đặc sắc nhất và ít được dự đoán nhất bởi các nghiên cứu trước.</w:t>
+      </w:r>
+    </w:p>
+    <w:p>
+      <w:pPr>
+        <w:pStyle w:val="BodyText"/>
+      </w:pPr>
+      <w:r>
+        <w:t xml:space="preserve">Đóng góp bổ trợ thứ nhất làm rõ các nghiên cứu I–P phi tuyến thông thường. Trong phạm vi cường độ xuất khẩu quan sát được, hàm bậc hai phù hợp có thể hiểu chắc chắn hơn là</w:t>
       </w:r>
       <w:r>
         <w:t xml:space="preserve"> </w:t>
@@ -372,7 +372,7 @@
         <w:t xml:space="preserve"> </w:t>
       </w:r>
       <w:r>
-        <w:t xml:space="preserve">hơn là đường cong chữ U ngược được xác định chính thức: điểm ngoặt ước tính nằm gần FSTS = 88,6%, trong vùng đuôi trên thưa dữ liệu, và kiểm định Lind–Mehlum không xác nhận chính thức sự suy giảm phía phải ở ngưỡng thông thường. Nghiên cứu này làm rõ thêm thay vì bác bỏ văn liệu I–P phi tuyến.</w:t>
+        <w:t xml:space="preserve">hơn là đường cong chữ U ngược được xác định chính thức: điểm ngoặt ước tính nằm gần FSTS = 88,6%, trong vùng đuôi trên thưa dữ liệu, và kiểm định Lind–Mehlum không xác nhận chính thức sự suy giảm phía phải ở ngưỡng thông thường. Nghiên cứu này làm rõ thêm thay vì bác bỏ các nghiên cứu I–P phi tuyến.</w:t>
       </w:r>
     </w:p>
     <w:p>
@@ -433,15 +433,15 @@
         <w:pStyle w:val="FirstParagraph"/>
       </w:pPr>
       <w:r>
-        <w:t xml:space="preserve">Văn liệu I–P đã cung cấp bằng chứng phong phú về các mối quan hệ phi tuyến giữa mức độ quốc tế hóa (Degree of Internationalization — DOI) và hiệu quả doanh nghiệp. Hitt et al. (1997) giới thiệu logic đường cong chữ U ngược: quốc tế hóa ban đầu mang lại lợi ích quy mô và học hỏi, nhưng ở mức cường độ xuất khẩu cao, doanh nghiệp gặp phải giới hạn nhận thức và điều phối làm xói mòn lợi nhuận từ mở rộng tiếp theo. Contractor et al. (2003) mở rộng logic này thành đường cong S ba giai đoạn, và Lu &amp; Beamish (2004) tinh chỉnh đường cong chữ U ngược với sự chú ý đến các tác động của quy mô và tuổi doanh nghiệp. Pattern phổ biến nhất trong văn liệu này là đường cong chữ U ngược với điểm ngoặt trong khoảng FSTS 30%–60% (Marano et al. 2016).</w:t>
-      </w:r>
-    </w:p>
-    <w:p>
-      <w:pPr>
-        <w:pStyle w:val="BodyText"/>
-      </w:pPr>
-      <w:r>
-        <w:t xml:space="preserve">Một hàm ý quan trọng của văn liệu I–P phi tuyến là khả năng quan sát đường cong chữ U ngược phụ thuộc không chỉ vào lý thuyết mà còn vào vị trí thực tế của doanh nghiệp trong phân phối quan sát được của cường độ quốc tế hóa. Nếu doanh nghiệp hoạt động trong bối cảnh hạ tầng số và hệ thống giao dịch giảm một số ma sát điều phối, sự suy giảm phía phải có thể khó phát hiện hơn trong phạm vi xuất khẩu mà hầu hết doanh nghiệp chiếm giữ. Singapore do đó có giá trị phân tích không phải vì nó có thể tự thiết lập điều kiện biên tổng quát cho các nền kinh tế số trưởng thành, mà vì nó cung cấp trường hợp nội-bối-cảnh để kiểm tra logic I–P thông thường trong môi trường thể chế số tiên tiến.</w:t>
+        <w:t xml:space="preserve">Văn liệu I–P đã cung cấp bằng chứng phong phú về các mối quan hệ phi tuyến giữa mức độ quốc tế hóa (Degree of Internationalization — DOI) và hiệu quả doanh nghiệp. Hitt et al. (1997) giới thiệu logic đường cong chữ U ngược: quốc tế hóa ban đầu mang lại lợi ích quy mô và học hỏi, nhưng ở mức cường độ xuất khẩu cao, doanh nghiệp gặp phải giới hạn nhận thức và điều phối làm xói mòn lợi nhuận từ mở rộng tiếp theo. Contractor et al. (2003) mở rộng logic này thành đường cong S ba giai đoạn, và Lu &amp; Beamish (2004) tinh chỉnh đường cong chữ U ngược với sự chú ý đến các tác động của quy mô và tuổi doanh nghiệp. Pattern phổ biến nhất trong các nghiên cứu này là đường cong chữ U ngược với điểm ngoặt trong khoảng FSTS 30%–60% (Marano et al. 2016).</w:t>
+      </w:r>
+    </w:p>
+    <w:p>
+      <w:pPr>
+        <w:pStyle w:val="BodyText"/>
+      </w:pPr>
+      <w:r>
+        <w:t xml:space="preserve">Một hàm ý quan trọng của các nghiên cứu I–P phi tuyến là khả năng quan sát đường cong chữ U ngược phụ thuộc không chỉ vào lý thuyết mà còn vào vị trí thực tế của doanh nghiệp trong phân phối quan sát được của cường độ quốc tế hóa. Nếu doanh nghiệp hoạt động trong bối cảnh hạ tầng số và hệ thống giao dịch giảm một số ma sát điều phối, sự suy giảm phía phải có thể khó phát hiện hơn trong phạm vi xuất khẩu mà hầu hết doanh nghiệp chiếm giữ. Singapore do đó có giá trị phân tích không phải vì nó có thể tự thiết lập điều kiện biên tổng quát cho các nền kinh tế số trưởng thành, mà vì nó cung cấp trường hợp nội-bối-cảnh để kiểm tra logic I–P thông thường trong môi trường thể chế số tiên tiến.</w:t>
       </w:r>
     </w:p>
     <w:bookmarkEnd w:id="26"/>
@@ -459,7 +459,7 @@
         <w:pStyle w:val="FirstParagraph"/>
       </w:pPr>
       <w:r>
-        <w:t xml:space="preserve">Một vấn đề lặp đi lặp lại trong văn liệu kinh doanh quốc tế số là xu hướng gộp các thuộc tính doanh nghiệp không đồng nhất về mặt công nghệ vào một cấu trúc ô tổng hợp, từ đó làm mờ ranh giới giữa chiều sâu năng lực nội bộ và tham gia thị trường được số hóa (Verhoef et al. 2021). Nghiên cứu này tách biệt Năng lực công nghệ (Technological Capability Index — TCI), được neo đậu trong truyền thống Lall–Cohen-Levinthal (Cohen &amp; Levinthal 1990; Lall 1992), với Năng lực số (Digital Adoption Index — DAI), được neo đậu trong truyền thống số hóa Bharadwaj–Verhoef (Bharadwaj et al. 2013; Verhoef et al. 2021).</w:t>
+        <w:t xml:space="preserve">Một vấn đề lặp đi lặp lại trong các nghiên cứu kinh doanh quốc tế số là xu hướng gộp các thuộc tính doanh nghiệp không đồng nhất về mặt công nghệ vào một cấu trúc ô tổng hợp, từ đó làm mờ ranh giới giữa chiều sâu năng lực nội bộ và tham gia thị trường được số hóa (Verhoef et al. 2021). Nghiên cứu này tách biệt Năng lực công nghệ (Technological Capability Index — TCI), được neo đậu trong truyền thống Lall–Cohen-Levinthal (Cohen &amp; Levinthal 1990; Lall 1992), với Năng lực số (Digital Adoption Index — DAI), được neo đậu trong truyền thống số hóa Bharadwaj–Verhoef (Bharadwaj et al. 2013; Verhoef et al. 2021).</w:t>
       </w:r>
     </w:p>
     <w:p>
@@ -1679,7 +1679,7 @@
         <w:pStyle w:val="BodyText"/>
       </w:pPr>
       <w:r>
-        <w:t xml:space="preserve">Cách diễn giải phù hợp nhất do đó không phải là đường cong chữ U ngược được xác lập chắc chắn, mà là mối quan hệ toàn mẫu chủ yếu tăng đơn điệu với độ cong bậc hai nhẹ trong phạm vi cường độ xuất khẩu quan sát được. Theo nghĩa này, phù hợp bậc hai có tính thông tin về mặt mô tả, trong khi các yêu cầu mạnh hơn về sự suy giảm phía phải được xác định cấu trúc vẫn nằm ngoài khả năng của dữ liệu Singapore hiện tại hỗ trợ. Được đọc theo cách này, bằng chứng làm rõ thêm thay vì bác bỏ văn liệu phi tuyến thông thường, đồng thời giữ cách diễn giải trong phạm vi hỗ trợ thực nghiệm thực sự có sẵn trong mẫu Singapore.</w:t>
+        <w:t xml:space="preserve">Cách diễn giải phù hợp nhất do đó không phải là đường cong chữ U ngược được xác lập chắc chắn, mà là mối quan hệ toàn mẫu chủ yếu tăng đơn điệu với độ cong bậc hai nhẹ trong phạm vi cường độ xuất khẩu quan sát được. Theo nghĩa này, phù hợp bậc hai có tính thông tin về mặt mô tả, trong khi các yêu cầu mạnh hơn về sự suy giảm phía phải được xác định cấu trúc vẫn nằm ngoài khả năng của dữ liệu Singapore hiện tại hỗ trợ. Được đọc theo cách này, bằng chứng làm rõ thêm thay vì bác bỏ các nghiên cứu phi tuyến thông thường, đồng thời giữ cách diễn giải trong phạm vi hỗ trợ thực nghiệm thực sự có sẵn trong mẫu Singapore.</w:t>
       </w:r>
     </w:p>
     <w:bookmarkEnd w:id="48"/>
@@ -5170,7 +5170,7 @@
         <w:pStyle w:val="BodyText"/>
       </w:pPr>
       <w:r>
-        <w:t xml:space="preserve">Thứ hai, bằng chứng làm rõ thêm thay vì bác bỏ văn liệu I–P phi tuyến thông thường. Trong mẫu Singapore, hàm bậc hai phù hợp hiển thị độ cong nhẹ, nhưng sự suy giảm phía phải không được xác định chính thức trong phạm vi cường độ xuất khẩu mà hầu hết doanh nghiệp chiếm giữ, và điểm ngoặt ước tính nằm trong vùng đuôi trên thưa dữ liệu. Cách đọc lý thuyết phù hợp do đó không phải là nghiên cứu này thiết lập điều kiện biên tổng quát cho các nền kinh tế số trưởng thành, mà là nó cung cấp bằng chứng nội-bối-cảnh từ Singapore về cách logic I–P thông thường xuất hiện khi hầu hết doanh nghiệp vẫn tập trung ở cường độ xuất khẩu rất thấp và đuôi trên mỏng.</w:t>
+        <w:t xml:space="preserve">Thứ hai, bằng chứng làm rõ thêm thay vì bác bỏ các nghiên cứu I–P phi tuyến thông thường. Trong mẫu Singapore, hàm bậc hai phù hợp hiển thị độ cong nhẹ, nhưng sự suy giảm phía phải không được xác định chính thức trong phạm vi cường độ xuất khẩu mà hầu hết doanh nghiệp chiếm giữ, và điểm ngoặt ước tính nằm trong vùng đuôi trên thưa dữ liệu. Cách đọc lý thuyết phù hợp do đó không phải là nghiên cứu này thiết lập điều kiện biên tổng quát cho các nền kinh tế số trưởng thành, mà là nó cung cấp bằng chứng nội-bối-cảnh từ Singapore về cách logic I–P thông thường xuất hiện khi hầu hết doanh nghiệp vẫn tập trung ở cường độ xuất khẩu rất thấp và đuôi trên mỏng.</w:t>
       </w:r>
     </w:p>
     <w:p>
@@ -5332,7 +5332,7 @@
         <w:pStyle w:val="BodyText"/>
       </w:pPr>
       <w:r>
-        <w:t xml:space="preserve">Nghiên cứu này cũng làm rõ cách diễn giải văn liệu I–P phi tuyến trong bối cảnh này. Trong phạm vi cường độ xuất khẩu quan sát được, pattern cơ sở phù hợp hơn với mô tả</w:t>
+        <w:t xml:space="preserve">Nghiên cứu này cũng làm rõ cách diễn giải các nghiên cứu I–P phi tuyến trong bối cảnh này. Trong phạm vi cường độ xuất khẩu quan sát được, pattern cơ sở phù hợp hơn với mô tả</w:t>
       </w:r>
       <w:r>
         <w:t xml:space="preserve"> </w:t>
@@ -5350,7 +5350,7 @@
         <w:t xml:space="preserve"> </w:t>
       </w:r>
       <w:r>
-        <w:t xml:space="preserve">hơn là đường cong chữ U ngược được xác định chính thức, vì điểm ngoặt ước tính nằm trong vùng đuôi trên thưa dữ liệu và được xác định không chính xác. Được đọc theo cách này, bằng chứng không bác bỏ văn liệu I–P được thiết lập, cũng không thiết lập điều kiện biên tổng quát cho các nền kinh tế số trưởng thành; thay vào đó, nó cung cấp bằng chứng nội-bối-cảnh từ Singapore về cách logic phi tuyến thông thường xuất hiện trong môi trường thể chế được số hóa cao nơi hầu hết doanh nghiệp vẫn tập trung ở cường độ xuất khẩu thấp.</w:t>
+        <w:t xml:space="preserve">hơn là đường cong chữ U ngược được xác định chính thức, vì điểm ngoặt ước tính nằm trong vùng đuôi trên thưa dữ liệu và được xác định không chính xác. Được đọc theo cách này, bằng chứng không bác bỏ các nghiên cứu I–P được thiết lập, cũng không thiết lập điều kiện biên tổng quát cho các nền kinh tế số trưởng thành; thay vào đó, nó cung cấp bằng chứng nội-bối-cảnh từ Singapore về cách logic phi tuyến thông thường xuất hiện trong môi trường thể chế được số hóa cao nơi hầu hết doanh nghiệp vẫn tập trung ở cường độ xuất khẩu thấp.</w:t>
       </w:r>
     </w:p>
     <w:p>

--- a/dist/downloads/manuscripts_vi/p4_singapore_vi.docx
+++ b/dist/downloads/manuscripts_vi/p4_singapore_vi.docx
@@ -6427,7 +6427,7 @@
     <w:name w:val="Normal"/>
     <w:qFormat/>
     <w:pPr>
-      <w:spacing w:line="360" w:lineRule="auto"/>
+      <w:spacing w:line="288" w:lineRule="auto"/>
       <w:jc w:val="both"/>
     </w:pPr>
     <w:rPr>
@@ -6441,7 +6441,7 @@
     <w:basedOn w:val="Normal"/>
     <w:link w:val="BodyTextChar"/>
     <w:pPr>
-      <w:spacing w:after="180" w:before="180" w:line="360" w:lineRule="auto"/>
+      <w:spacing w:after="180" w:before="180" w:line="288" w:lineRule="auto"/>
       <w:jc w:val="both"/>
     </w:pPr>
     <w:qFormat/>
@@ -6457,7 +6457,7 @@
     <w:next w:val="BodyText"/>
     <w:qFormat/>
     <w:pPr>
-      <w:spacing w:line="360" w:lineRule="auto"/>
+      <w:spacing w:line="288" w:lineRule="auto"/>
       <w:jc w:val="both"/>
     </w:pPr>
     <w:rPr>
@@ -6471,7 +6471,7 @@
     <w:basedOn w:val="BodyText"/>
     <w:qFormat/>
     <w:pPr>
-      <w:spacing w:after="36" w:before="36" w:line="360" w:lineRule="auto"/>
+      <w:spacing w:after="36" w:before="36" w:line="288" w:lineRule="auto"/>
       <w:jc w:val="both"/>
     </w:pPr>
     <w:rPr>
@@ -6488,7 +6488,7 @@
     <w:pPr>
       <w:keepNext/>
       <w:keepLines/>
-      <w:spacing w:after="240" w:before="480" w:line="360" w:lineRule="auto"/>
+      <w:spacing w:after="240" w:before="480" w:line="288" w:lineRule="auto"/>
       <w:jc w:val="both"/>
     </w:pPr>
     <w:rPr>
@@ -6508,7 +6508,7 @@
     <w:pPr>
       <w:keepNext/>
       <w:keepLines/>
-      <w:spacing w:after="240" w:before="240" w:line="360" w:lineRule="auto"/>
+      <w:spacing w:after="240" w:before="240" w:line="288" w:lineRule="auto"/>
       <w:jc w:val="both"/>
     </w:pPr>
     <w:rPr>
@@ -6525,7 +6525,7 @@
     <w:pPr>
       <w:keepNext/>
       <w:keepLines/>
-      <w:spacing w:line="360" w:lineRule="auto"/>
+      <w:spacing w:line="288" w:lineRule="auto"/>
       <w:jc w:val="both"/>
     </w:pPr>
     <w:rPr>
@@ -6541,7 +6541,7 @@
     <w:pPr>
       <w:keepNext/>
       <w:keepLines/>
-      <w:spacing w:line="360" w:lineRule="auto"/>
+      <w:spacing w:line="288" w:lineRule="auto"/>
       <w:jc w:val="both"/>
     </w:pPr>
     <w:rPr>
@@ -6559,7 +6559,7 @@
       <w:keepNext/>
       <w:keepLines/>
       <w:jc w:val="both"/>
-      <w:spacing w:after="0" w:before="300" w:line="360" w:lineRule="auto"/>
+      <w:spacing w:after="0" w:before="300" w:line="288" w:lineRule="auto"/>
     </w:pPr>
     <w:rPr>
       <w:color w:val="000000"/>
@@ -6577,7 +6577,7 @@
     <w:pPr>
       <w:keepNext/>
       <w:keepLines/>
-      <w:spacing w:after="300" w:before="100" w:line="360" w:lineRule="auto"/>
+      <w:spacing w:after="300" w:before="100" w:line="288" w:lineRule="auto"/>
       <w:jc w:val="both"/>
     </w:pPr>
     <w:rPr>
@@ -6593,7 +6593,7 @@
     <w:next w:val="Bibliography"/>
     <w:qFormat/>
     <w:pPr>
-      <w:spacing w:line="360" w:lineRule="auto"/>
+      <w:spacing w:line="288" w:lineRule="auto"/>
       <w:jc w:val="both"/>
     </w:pPr>
     <w:rPr>
@@ -6611,7 +6611,7 @@
     <w:pPr>
       <w:keepNext/>
       <w:keepLines/>
-      <w:spacing w:after="0" w:before="480" w:line="360" w:lineRule="auto"/>
+      <w:spacing w:after="0" w:before="480" w:line="288" w:lineRule="auto"/>
       <w:jc w:val="both"/>
       <w:outlineLvl w:val="0"/>
     </w:pPr>
@@ -6634,7 +6634,7 @@
     <w:pPr>
       <w:keepNext/>
       <w:keepLines/>
-      <w:spacing w:after="0" w:before="200" w:line="360" w:lineRule="auto"/>
+      <w:spacing w:after="0" w:before="200" w:line="288" w:lineRule="auto"/>
       <w:jc w:val="both"/>
       <w:outlineLvl w:val="1"/>
     </w:pPr>
@@ -6657,7 +6657,7 @@
     <w:pPr>
       <w:keepNext/>
       <w:keepLines/>
-      <w:spacing w:after="0" w:before="200" w:line="360" w:lineRule="auto"/>
+      <w:spacing w:after="0" w:before="200" w:line="288" w:lineRule="auto"/>
       <w:jc w:val="both"/>
       <w:outlineLvl w:val="2"/>
     </w:pPr>
@@ -6680,7 +6680,7 @@
     <w:pPr>
       <w:keepNext/>
       <w:keepLines/>
-      <w:spacing w:after="0" w:before="200" w:line="360" w:lineRule="auto"/>
+      <w:spacing w:after="0" w:before="200" w:line="288" w:lineRule="auto"/>
       <w:jc w:val="both"/>
       <w:outlineLvl w:val="3"/>
     </w:pPr>
@@ -6703,7 +6703,7 @@
     <w:pPr>
       <w:keepNext/>
       <w:keepLines/>
-      <w:spacing w:after="0" w:before="200" w:line="360" w:lineRule="auto"/>
+      <w:spacing w:after="0" w:before="200" w:line="288" w:lineRule="auto"/>
       <w:jc w:val="both"/>
       <w:outlineLvl w:val="4"/>
     </w:pPr>
@@ -6725,7 +6725,7 @@
     <w:pPr>
       <w:keepNext/>
       <w:keepLines/>
-      <w:spacing w:after="0" w:before="200" w:line="360" w:lineRule="auto"/>
+      <w:spacing w:after="0" w:before="200" w:line="288" w:lineRule="auto"/>
       <w:jc w:val="both"/>
       <w:outlineLvl w:val="5"/>
     </w:pPr>
@@ -6746,7 +6746,7 @@
     <w:pPr>
       <w:keepNext/>
       <w:keepLines/>
-      <w:spacing w:after="0" w:before="200" w:line="360" w:lineRule="auto"/>
+      <w:spacing w:after="0" w:before="200" w:line="288" w:lineRule="auto"/>
       <w:jc w:val="both"/>
       <w:outlineLvl w:val="6"/>
     </w:pPr>
@@ -6767,7 +6767,7 @@
     <w:pPr>
       <w:keepNext/>
       <w:keepLines/>
-      <w:spacing w:after="0" w:before="200" w:line="360" w:lineRule="auto"/>
+      <w:spacing w:after="0" w:before="200" w:line="288" w:lineRule="auto"/>
       <w:jc w:val="both"/>
       <w:outlineLvl w:val="7"/>
     </w:pPr>
@@ -6788,7 +6788,7 @@
     <w:pPr>
       <w:keepNext/>
       <w:keepLines/>
-      <w:spacing w:after="0" w:before="200" w:line="360" w:lineRule="auto"/>
+      <w:spacing w:after="0" w:before="200" w:line="288" w:lineRule="auto"/>
       <w:jc w:val="both"/>
       <w:outlineLvl w:val="8"/>
     </w:pPr>
@@ -6807,7 +6807,7 @@
     <w:unhideWhenUsed/>
     <w:qFormat/>
     <w:pPr>
-      <w:spacing w:after="100" w:before="100" w:line="360" w:lineRule="auto"/>
+      <w:spacing w:after="100" w:before="100" w:line="288" w:lineRule="auto"/>
       <w:ind w:firstLine="0" w:left="480" w:right="480"/>
       <w:jc w:val="both"/>
     </w:pPr>
@@ -6825,7 +6825,7 @@
     <w:unhideWhenUsed/>
     <w:qFormat/>
     <w:pPr>
-      <w:spacing w:line="360" w:lineRule="auto"/>
+      <w:spacing w:line="288" w:lineRule="auto"/>
       <w:jc w:val="both"/>
     </w:pPr>
     <w:rPr>
@@ -6851,7 +6851,7 @@
     <w:unhideWhenUsed/>
     <w:qFormat/>
     <w:pPr>
-      <w:spacing w:line="360" w:lineRule="auto"/>
+      <w:spacing w:line="288" w:lineRule="auto"/>
       <w:jc w:val="both"/>
     </w:pPr>
     <w:rPr>
@@ -6891,7 +6891,7 @@
     <w:pPr>
       <w:keepNext/>
       <w:keepLines/>
-      <w:spacing w:after="0" w:line="360" w:lineRule="auto"/>
+      <w:spacing w:after="0" w:line="288" w:lineRule="auto"/>
       <w:jc w:val="both"/>
     </w:pPr>
     <w:rPr>
@@ -6905,7 +6905,7 @@
     <w:name w:val="Definition"/>
     <w:basedOn w:val="Normal"/>
     <w:pPr>
-      <w:spacing w:line="360" w:lineRule="auto"/>
+      <w:spacing w:line="288" w:lineRule="auto"/>
       <w:jc w:val="both"/>
     </w:pPr>
     <w:rPr>
@@ -6919,7 +6919,7 @@
     <w:basedOn w:val="Normal"/>
     <w:link w:val="BodyTextChar"/>
     <w:pPr>
-      <w:spacing w:after="120" w:before="0" w:line="360" w:lineRule="auto"/>
+      <w:spacing w:after="120" w:before="0" w:line="288" w:lineRule="auto"/>
       <w:jc w:val="both"/>
     </w:pPr>
     <w:rPr>
@@ -6934,7 +6934,7 @@
     <w:basedOn w:val="Caption"/>
     <w:pPr>
       <w:keepNext/>
-      <w:spacing w:line="360" w:lineRule="auto"/>
+      <w:spacing w:line="288" w:lineRule="auto"/>
       <w:jc w:val="both"/>
     </w:pPr>
     <w:rPr>
@@ -6947,7 +6947,7 @@
     <w:name w:val="Image Caption"/>
     <w:basedOn w:val="Caption"/>
     <w:pPr>
-      <w:spacing w:line="360" w:lineRule="auto"/>
+      <w:spacing w:line="288" w:lineRule="auto"/>
       <w:jc w:val="both"/>
     </w:pPr>
     <w:rPr>
@@ -6960,7 +6960,7 @@
     <w:name w:val="Figure"/>
     <w:basedOn w:val="Normal"/>
     <w:pPr>
-      <w:spacing w:line="360" w:lineRule="auto"/>
+      <w:spacing w:line="288" w:lineRule="auto"/>
       <w:jc w:val="both"/>
     </w:pPr>
     <w:rPr>
@@ -6974,7 +6974,7 @@
     <w:basedOn w:val="Figure"/>
     <w:pPr>
       <w:keepNext/>
-      <w:spacing w:line="360" w:lineRule="auto"/>
+      <w:spacing w:line="288" w:lineRule="auto"/>
       <w:jc w:val="both"/>
     </w:pPr>
     <w:rPr>
@@ -7038,7 +7038,7 @@
     <w:unhideWhenUsed/>
     <w:qFormat/>
     <w:pPr>
-      <w:spacing w:before="240" w:line="360" w:lineRule="auto"/>
+      <w:spacing w:before="240" w:line="288" w:lineRule="auto"/>
       <w:jc w:val="both"/>
       <w:outlineLvl w:val="9"/>
     </w:pPr>

--- a/dist/downloads/manuscripts_vi/p4_singapore_vi.docx
+++ b/dist/downloads/manuscripts_vi/p4_singapore_vi.docx
@@ -372,7 +372,7 @@
         <w:t xml:space="preserve"> </w:t>
       </w:r>
       <w:r>
-        <w:t xml:space="preserve">hơn là đường cong chữ U ngược được xác định chính thức: điểm ngoặt ước tính nằm gần FSTS = 88,6%, trong vùng đuôi trên thưa dữ liệu, và kiểm định Lind–Mehlum không xác nhận chính thức sự suy giảm phía phải ở ngưỡng thông thường. Nghiên cứu này làm rõ thêm thay vì bác bỏ các nghiên cứu I–P phi tuyến.</w:t>
+        <w:t xml:space="preserve">hơn là đường cong chữ U ngược được xác định chính thức: điểm ngoặt ước tính nằm gần FSTS = 82%, trong vùng đuôi trên thưa dữ liệu, và kiểm định Lind–Mehlum không xác nhận chính thức sự suy giảm phía phải ở ngưỡng thông thường. Nghiên cứu này làm rõ thêm thay vì bác bỏ các nghiên cứu I–P phi tuyến.</w:t>
       </w:r>
     </w:p>
     <w:p>
@@ -1157,7 +1157,7 @@
         <w:t xml:space="preserve"> </w:t>
       </w:r>
       <w:r>
-        <w:t xml:space="preserve">Mẫu phân tích (N = 623 đầy đủ, 617 với tất cả biến kiểm soát) đại diện cho lĩnh vực doanh nghiệp nhỏ và vừa Singapore theo khung WBES. Trong khung này, 82% doanh nghiệp báo cáo xuất khẩu bằng 0, chỉ 18% báo cáo cường độ xuất khẩu dương, và chỉ 3% vượt 50% FSTS. Điểm ngoặt ước tính gần FSTS ≈ 88,6% nằm trong vùng thưa dữ liệu, và khoảng tin cậy bootstrap 95% rộng ([53%, 253%]) mặc dù hình dạng chữ U ngược được phục hồi trong 96,3% lần tái lấy mẫu. Cách diễn giải chữ U ngược thông thường do đó không được xác định chính thức trong phạm vi dữ liệu hỗ trợ.</w:t>
+        <w:t xml:space="preserve">Mẫu phân tích (N = 623 đầy đủ, 617 với tất cả biến kiểm soát) đại diện cho lĩnh vực doanh nghiệp nhỏ và vừa Singapore theo khung WBES. Trong khung này, 82% doanh nghiệp báo cáo xuất khẩu bằng 0, chỉ 18% báo cáo cường độ xuất khẩu dương, và chỉ 3% vượt 50% FSTS. Điểm ngoặt ước tính gần FSTS ≈ 82% nằm trong vùng thưa dữ liệu, và khoảng tin cậy bootstrap 95% rộng ([53%, 253%]) mặc dù hình dạng chữ U ngược được phục hồi trong 96,3% lần tái lấy mẫu. Cách diễn giải chữ U ngược thông thường do đó không được xác định chính thức trong phạm vi dữ liệu hỗ trợ.</w:t>
       </w:r>
     </w:p>
     <w:p>
@@ -4512,7 +4512,7 @@
         <w:t xml:space="preserve"> </w:t>
       </w:r>
       <w:r>
-        <w:t xml:space="preserve">Đường cong quốc tế hóa–hiệu quả dự đoán. Mối quan hệ dự đoán giữa cường độ xuất khẩu và năng suất lao động với các dải tin cậy 95% từ đặc tả bậc hai chuẩn (M2). Điểm ngoặt ước tính xảy ra gần FSTS = 88,6% theo thang gốc, nhưng khoảng tin cậy bootstrap phân vị 95% của nó (5.000 lần tái lấy mẫu) trải dài [53%, 253%]; hình dạng chữ U ngược được phục hồi trong 96,3% lần tái lấy mẫu bootstrap, nhưng vị trí chính xác của nó chỉ được xác định lỏng lẻo. Ước lượng do đó nên được diễn giải là mô tả dữ liệu thay vì là bằng chứng được xác định cấu trúc của đường cong chữ U ngược.</w:t>
+        <w:t xml:space="preserve">Đường cong quốc tế hóa–hiệu quả dự đoán. Mối quan hệ dự đoán giữa cường độ xuất khẩu và năng suất lao động với các dải tin cậy 95% từ đặc tả bậc hai chuẩn (M2). Điểm ngoặt ước tính xảy ra gần FSTS = 82% theo thang gốc, nhưng khoảng tin cậy bootstrap phân vị 95% của nó (5.000 lần tái lấy mẫu) trải dài [53%, 253%]; hình dạng chữ U ngược được phục hồi trong 96,3% lần tái lấy mẫu bootstrap, nhưng vị trí chính xác của nó chỉ được xác định lỏng lẻo. Ước lượng do đó nên được diễn giải là mô tả dữ liệu thay vì là bằng chứng được xác định cấu trúc của đường cong chữ U ngược.</w:t>
       </w:r>
     </w:p>
     <w:bookmarkEnd w:id="56"/>

--- a/dist/downloads/manuscripts_vi/p4_singapore_vi.docx
+++ b/dist/downloads/manuscripts_vi/p4_singapore_vi.docx
@@ -5178,7 +5178,36 @@
         <w:pStyle w:val="BodyText"/>
       </w:pPr>
       <w:r>
-        <w:t xml:space="preserve">Thứ ba, kết quả DAI gợi ý rằng áp dụng số nền tảng được hiểu tốt hơn như nguồn lực mở rộng quy mô có điều kiện hơn là phần thưởng năng suất đồng đều ở cấp doanh nghiệp. Trên phần lớn phân phối cường độ xuất khẩu quan sát được, mối liên hệ DAI yếu hoặc không phân biệt được về mặt thống kê, nhưng nó trở nên tích cực hơn trong đuôi xuất khẩu cao, nơi doanh nghiệp đối mặt với điều phối xuyên biên giới và nhu cầu giao dịch dày đặc hơn. Pattern này nhất quán với ý tưởng rằng áp dụng số Tầng 1–2 quan trọng nhất khi doanh nghiệp có đủ thông lượng quốc tế để sử dụng giao diện số và hệ thống giao dịch một cách chuyên sâu. Từ góc độ chi phí giao dịch (Coase 1937; Williamson 1985), pattern có điều kiện nhất quán với các giao diện số nền tảng hấp thụ chi phí điều phối và xử lý thông tin tăng siêu tuyến tính với khối lượng giao dịch xuyên biên giới.</w:t>
+        <w:t xml:space="preserve">Thứ ba, kết quả DAI gợi ý rằng áp dụng số nền tảng được hiểu tốt hơn như nguồn lực mở rộng quy mô có điều kiện hơn là phần thưởng năng suất đồng đều ở cấp doanh nghiệp. Trên phần lớn phân phối cường độ xuất khẩu quan sát được, mối liên hệ DAI yếu hoặc không phân biệt được về mặt thống kê, nhưng nó trở nên tích cực hơn trong đuôi xuất khẩu cao, nơi doanh nghiệp đối mặt với điều phối xuyên biên giới và nhu cầu giao dịch dày đặc hơn. Pattern này nhất quán với ý tưởng rằng áp dụng số Tầng 1–2 quan trọng nhất khi doanh nghiệp có đủ thông lượng quốc tế để sử dụng giao diện số và hệ thống giao dịch một cách chuyên sâu. Từ góc độ chi phí giao dịch (Coase 1937; Williamson 1985), pattern có điều kiện nhất quán với các giao diện số nền tảng hấp thụ chi phí điều phối và xử lý thông tin tăng siêu tuyến tính với khối lượng giao dịch xuyên biên giới. Diễn giải theo logic</w:t>
+      </w:r>
+      <w:r>
+        <w:t xml:space="preserve"> </w:t>
+      </w:r>
+      <w:r>
+        <w:rPr>
+          <w:bCs/>
+          <w:b/>
+        </w:rPr>
+        <w:t xml:space="preserve">khấu hao chi phí giao dịch cố định (fixed transaction cost amortization)</w:t>
+      </w:r>
+      <w:r>
+        <w:t xml:space="preserve">, chi phí cố định chìm của việc triển khai các giao diện số nâng cao chỉ được thu hồi ở quy mô xuất khẩu cực cao; đây là một lý do khiến điểm ngoặt suy ra bị đẩy vào đuôi FSTS cao (≈82%) thay vì dải 30–60% thông thường (một ước lượng bị giới hạn bởi vùng thưa dữ liệu, không phải một ngưỡng chính xác). Ở vai trò này, DAI vận hành như một</w:t>
+      </w:r>
+      <w:r>
+        <w:t xml:space="preserve"> </w:t>
+      </w:r>
+      <w:r>
+        <w:rPr>
+          <w:bCs/>
+          <w:b/>
+        </w:rPr>
+        <w:t xml:space="preserve">chất bôi trơn quy mô (scale lubricant)</w:t>
+      </w:r>
+      <w:r>
+        <w:t xml:space="preserve"> </w:t>
+      </w:r>
+      <w:r>
+        <w:t xml:space="preserve">làm giảm chi phí điều phối biên của mỗi đơn vị thông lượng xuyên biên giới tăng thêm, chứ không phải một phần thưởng năng suất đồng đều toàn doanh nghiệp.</w:t>
       </w:r>
     </w:p>
     <w:p>
